--- a/assets/downloads/simulation-10/situation-and-setting.docx
+++ b/assets/downloads/simulation-10/situation-and-setting.docx
@@ -355,7 +355,18 @@
           <w:sz w:val="24"/>
           <w:szCs w:val="24"/>
         </w:rPr>
-        <w:t xml:space="preserve">night vomiting and woke up sick in the morning with diarrhea as well. That morning, the head HCP looked into the room, saw the athlete sleeping, and agreed with the coach to let the athlete sleep. After a few hours of practice that morning, the </w:t>
+        <w:t xml:space="preserve">night vomiting and woke up sick in the morning with diarrhea as well. That morning, the head HCP looked into the room, saw the athlete sleeping, and agreed </w:t>
+      </w:r>
+      <w:r>
+        <w:rPr>
+          <w:rFonts w:ascii="Aptos" w:eastAsia="Aptos" w:hAnsi="Aptos" w:cs="Aptos"/>
+          <w:color w:val="000000"/>
+          <w:kern w:val="0"/>
+          <w:sz w:val="24"/>
+          <w:szCs w:val="24"/>
+        </w:rPr>
+        <w:lastRenderedPageBreak/>
+        <w:t xml:space="preserve">with the coach to let the athlete sleep. After a few hours of practice that morning, the </w:t>
       </w:r>
       <w:r>
         <w:rPr>
@@ -399,7 +410,6 @@
           <w:sz w:val="24"/>
           <w:szCs w:val="24"/>
         </w:rPr>
-        <w:lastRenderedPageBreak/>
         <w:t>Head HCP:</w:t>
       </w:r>
       <w:r>
@@ -1200,7 +1210,18 @@
           <w:sz w:val="24"/>
           <w:szCs w:val="24"/>
         </w:rPr>
-        <w:t xml:space="preserve"> before returning to the HCP and stating, “Tell me what you found out?” and asking relevant questions to understand the HCP’s history</w:t>
+        <w:t xml:space="preserve"> before returning to the HCP and stating, </w:t>
+      </w:r>
+      <w:r>
+        <w:rPr>
+          <w:rFonts w:ascii="Aptos" w:eastAsia="Aptos" w:hAnsi="Aptos" w:cs="Aptos"/>
+          <w:color w:val="000000"/>
+          <w:kern w:val="0"/>
+          <w:sz w:val="24"/>
+          <w:szCs w:val="24"/>
+        </w:rPr>
+        <w:lastRenderedPageBreak/>
+        <w:t>“Tell me what you found out?” and asking relevant questions to understand the HCP’s history</w:t>
       </w:r>
       <w:r>
         <w:rPr>
@@ -1242,7 +1263,6 @@
           <w:sz w:val="24"/>
           <w:szCs w:val="24"/>
         </w:rPr>
-        <w:lastRenderedPageBreak/>
         <w:t>You are at the dance department clinic for the day.</w:t>
       </w:r>
       <w:r>
@@ -1907,7 +1927,18 @@
           <w:sz w:val="24"/>
           <w:szCs w:val="24"/>
         </w:rPr>
-        <w:t xml:space="preserve"> before returning to the HCP and stating, “Tell me what you found out?” and asking relevant questions to understand the HCP’s history</w:t>
+        <w:t xml:space="preserve"> before returning to the HCP and stating, </w:t>
+      </w:r>
+      <w:r>
+        <w:rPr>
+          <w:rFonts w:ascii="Aptos" w:eastAsia="Aptos" w:hAnsi="Aptos" w:cs="Aptos"/>
+          <w:color w:val="000000"/>
+          <w:kern w:val="0"/>
+          <w:sz w:val="24"/>
+          <w:szCs w:val="24"/>
+        </w:rPr>
+        <w:lastRenderedPageBreak/>
+        <w:t>“Tell me what you found out?” and asking relevant questions to understand the HCP’s history</w:t>
       </w:r>
       <w:r>
         <w:rPr>
@@ -1949,7 +1980,6 @@
           <w:sz w:val="24"/>
           <w:szCs w:val="24"/>
         </w:rPr>
-        <w:lastRenderedPageBreak/>
         <w:t>A track athlete comes to you and asks, “I need my heel taped. It hurts so much.”</w:t>
       </w:r>
       <w:r>
@@ -2155,7 +2185,7 @@
         <w:i/>
         <w:sz w:val="18"/>
       </w:rPr>
-      <w:t>Clinical Simulations for the Athletic Trainer HKPropel Access</w:t>
+      <w:t>Clinical Simulations for the Athletic Trainer Instructor Guide</w:t>
     </w:r>
     <w:r>
       <w:rPr>
@@ -5748,6 +5778,7 @@
   <w:style w:type="character" w:default="1" w:styleId="DefaultParagraphFont">
     <w:name w:val="Default Paragraph Font"/>
     <w:uiPriority w:val="1"/>
+    <w:semiHidden/>
     <w:unhideWhenUsed/>
   </w:style>
   <w:style w:type="table" w:default="1" w:styleId="TableNormal">
